--- a/input/ISO_14823-1.docx
+++ b/input/ISO_14823-1.docx
@@ -1,10 +1,10 @@
 
 <file path=word/document.xml><?xml version="1.0" encoding="utf-8"?>
-<w:document xmlns:wpc="http://schemas.microsoft.com/office/word/2010/wordprocessingCanvas" xmlns:cx="http://schemas.microsoft.com/office/drawing/2014/chartex" xmlns:cx1="http://schemas.microsoft.com/office/drawing/2015/9/8/chartex" xmlns:mc="http://schemas.openxmlformats.org/markup-compatibility/2006" xmlns:o="urn:schemas-microsoft-com:office:office" xmlns:r="http://schemas.openxmlformats.org/officeDocument/2006/relationships" xmlns:m="http://schemas.openxmlformats.org/officeDocument/2006/math" xmlns:v="urn:schemas-microsoft-com:vml" xmlns:wp14="http://schemas.microsoft.com/office/word/2010/wordprocessingDrawing" xmlns:wp="http://schemas.openxmlformats.org/drawingml/2006/wordprocessingDrawing" xmlns:w10="urn:schemas-microsoft-com:office:word" xmlns:w="http://schemas.openxmlformats.org/wordprocessingml/2006/main" xmlns:w14="http://schemas.microsoft.com/office/word/2010/wordml" xmlns:w15="http://schemas.microsoft.com/office/word/2012/wordml" xmlns:w16se="http://schemas.microsoft.com/office/word/2015/wordml/symex" xmlns:wpg="http://schemas.microsoft.com/office/word/2010/wordprocessingGroup" xmlns:wpi="http://schemas.microsoft.com/office/word/2010/wordprocessingInk" xmlns:wne="http://schemas.microsoft.com/office/word/2006/wordml" xmlns:wps="http://schemas.microsoft.com/office/word/2010/wordprocessingShape" mc:Ignorable="w14 w15 w16se wp14">
+<w:document xmlns:wpc="http://schemas.microsoft.com/office/word/2010/wordprocessingCanvas" xmlns:cx="http://schemas.microsoft.com/office/drawing/2014/chartex" xmlns:cx1="http://schemas.microsoft.com/office/drawing/2015/9/8/chartex" xmlns:cx2="http://schemas.microsoft.com/office/drawing/2015/10/21/chartex" xmlns:cx3="http://schemas.microsoft.com/office/drawing/2016/5/9/chartex" xmlns:cx4="http://schemas.microsoft.com/office/drawing/2016/5/10/chartex" xmlns:cx5="http://schemas.microsoft.com/office/drawing/2016/5/11/chartex" xmlns:cx6="http://schemas.microsoft.com/office/drawing/2016/5/12/chartex" xmlns:cx7="http://schemas.microsoft.com/office/drawing/2016/5/13/chartex" xmlns:cx8="http://schemas.microsoft.com/office/drawing/2016/5/14/chartex" xmlns:mc="http://schemas.openxmlformats.org/markup-compatibility/2006" xmlns:aink="http://schemas.microsoft.com/office/drawing/2016/ink" xmlns:am3d="http://schemas.microsoft.com/office/drawing/2017/model3d" xmlns:o="urn:schemas-microsoft-com:office:office" xmlns:oel="http://schemas.microsoft.com/office/2019/extlst" xmlns:r="http://schemas.openxmlformats.org/officeDocument/2006/relationships" xmlns:m="http://schemas.openxmlformats.org/officeDocument/2006/math" xmlns:v="urn:schemas-microsoft-com:vml" xmlns:wp14="http://schemas.microsoft.com/office/word/2010/wordprocessingDrawing" xmlns:wp="http://schemas.openxmlformats.org/drawingml/2006/wordprocessingDrawing" xmlns:w10="urn:schemas-microsoft-com:office:word" xmlns:w="http://schemas.openxmlformats.org/wordprocessingml/2006/main" xmlns:w14="http://schemas.microsoft.com/office/word/2010/wordml" xmlns:w15="http://schemas.microsoft.com/office/word/2012/wordml" xmlns:w16cex="http://schemas.microsoft.com/office/word/2018/wordml/cex" xmlns:w16cid="http://schemas.microsoft.com/office/word/2016/wordml/cid" xmlns:w16="http://schemas.microsoft.com/office/word/2018/wordml" xmlns:w16du="http://schemas.microsoft.com/office/word/2023/wordml/word16du" xmlns:w16sdtdh="http://schemas.microsoft.com/office/word/2020/wordml/sdtdatahash" xmlns:w16sdtfl="http://schemas.microsoft.com/office/word/2024/wordml/sdtformatlock" xmlns:w16se="http://schemas.microsoft.com/office/word/2015/wordml/symex" xmlns:wpg="http://schemas.microsoft.com/office/word/2010/wordprocessingGroup" xmlns:wpi="http://schemas.microsoft.com/office/word/2010/wordprocessingInk" xmlns:wne="http://schemas.microsoft.com/office/word/2006/wordml" xmlns:wps="http://schemas.microsoft.com/office/word/2010/wordprocessingShape" mc:Ignorable="w14 w15 w16se w16cid w16 w16cex w16sdtdh w16sdtfl w16du wp14">
   <w:body>
     <w:p>
       <w:pPr>
-        <w:pStyle w:val="Nzev"/>
+        <w:pStyle w:val="Title"/>
         <w:spacing w:after="60" w:line="276" w:lineRule="auto"/>
         <w:contextualSpacing w:val="0"/>
         <w:jc w:val="center"/>
@@ -143,7 +143,7 @@
     </w:tbl>
     <w:p>
       <w:pPr>
-        <w:pStyle w:val="Titulek"/>
+        <w:pStyle w:val="Caption"/>
         <w:spacing w:before="120" w:after="120" w:line="276" w:lineRule="auto"/>
         <w:jc w:val="right"/>
       </w:pPr>
@@ -208,12 +208,12 @@
     </w:p>
     <w:p>
       <w:pPr>
-        <w:pStyle w:val="Nadpis1"/>
-      </w:pPr>
-    </w:p>
-    <w:p>
-      <w:pPr>
-        <w:pStyle w:val="Nadpis1"/>
+        <w:pStyle w:val="Heading1"/>
+      </w:pPr>
+    </w:p>
+    <w:p>
+      <w:pPr>
+        <w:pStyle w:val="Heading1"/>
       </w:pPr>
       <w:r>
         <w:t>Introduction</w:t>
@@ -346,7 +346,7 @@
     </w:p>
     <w:p>
       <w:pPr>
-        <w:pStyle w:val="Odstavecseseznamem"/>
+        <w:pStyle w:val="ListParagraph"/>
         <w:numPr>
           <w:ilvl w:val="0"/>
           <w:numId w:val="13"/>
@@ -375,7 +375,7 @@
     </w:p>
     <w:p>
       <w:pPr>
-        <w:pStyle w:val="Odstavecseseznamem"/>
+        <w:pStyle w:val="ListParagraph"/>
         <w:numPr>
           <w:ilvl w:val="0"/>
           <w:numId w:val="13"/>
@@ -397,7 +397,7 @@
     </w:p>
     <w:p>
       <w:pPr>
-        <w:pStyle w:val="Odstavecseseznamem"/>
+        <w:pStyle w:val="ListParagraph"/>
         <w:numPr>
           <w:ilvl w:val="0"/>
           <w:numId w:val="13"/>
@@ -409,7 +409,7 @@
     </w:p>
     <w:p>
       <w:pPr>
-        <w:pStyle w:val="Odstavecseseznamem"/>
+        <w:pStyle w:val="ListParagraph"/>
         <w:numPr>
           <w:ilvl w:val="0"/>
           <w:numId w:val="13"/>
@@ -441,19 +441,14 @@
     </w:p>
     <w:p>
       <w:pPr>
-        <w:pStyle w:val="Odstavecseseznamem"/>
+        <w:pStyle w:val="ListParagraph"/>
         <w:numPr>
           <w:ilvl w:val="0"/>
           <w:numId w:val="13"/>
         </w:numPr>
       </w:pPr>
-      <w:proofErr w:type="gramStart"/>
-      <w:r>
-        <w:t>preservation</w:t>
-      </w:r>
-      <w:proofErr w:type="gramEnd"/>
-      <w:r>
-        <w:t xml:space="preserve"> of full backward compatibility with ISO 14823:2017.</w:t>
+      <w:r>
+        <w:t>preservation of full backward compatibility with ISO 14823:2017.</w:t>
       </w:r>
     </w:p>
     <w:p>
@@ -515,7 +510,7 @@
     </w:p>
     <w:p>
       <w:pPr>
-        <w:pStyle w:val="Nadpis1"/>
+        <w:pStyle w:val="Heading1"/>
       </w:pPr>
       <w:r>
         <w:t>Use</w:t>
@@ -637,7 +632,7 @@
     </w:p>
     <w:p>
       <w:pPr>
-        <w:pStyle w:val="Nadpis1"/>
+        <w:pStyle w:val="Heading1"/>
       </w:pPr>
       <w:r>
         <w:t>Related Documents (Selection)</w:t>
@@ -725,7 +720,7 @@
     </w:p>
     <w:p>
       <w:pPr>
-        <w:pStyle w:val="Nadpis1"/>
+        <w:pStyle w:val="Heading1"/>
       </w:pPr>
       <w:r>
         <w:t>Scope</w:t>
@@ -754,7 +749,7 @@
     </w:p>
     <w:p>
       <w:pPr>
-        <w:pStyle w:val="Nadpis1"/>
+        <w:pStyle w:val="Heading1"/>
       </w:pPr>
       <w:r>
         <w:t>3</w:t>
@@ -790,7 +785,6 @@
       </w:r>
     </w:p>
     <w:p>
-      <w:proofErr w:type="gramStart"/>
       <w:r>
         <w:rPr>
           <w:b/>
@@ -798,7 +792,6 @@
         </w:rPr>
         <w:t>pictogram</w:t>
       </w:r>
-      <w:proofErr w:type="gramEnd"/>
       <w:r>
         <w:t xml:space="preserve"> – a graphic symbol or icon displayed on a static traffic sign or on an IT system display (e.g. VMS), providing travellers with information about traffic conditions, </w:t>
       </w:r>
@@ -810,119 +803,138 @@
       </w:r>
     </w:p>
     <w:p>
-      <w:proofErr w:type="gramStart"/>
       <w:r>
         <w:rPr>
           <w:b/>
           <w:bCs/>
         </w:rPr>
-        <w:t>pictogram</w:t>
-      </w:r>
-      <w:proofErr w:type="gramEnd"/>
+        <w:t>pictogram code</w:t>
+      </w:r>
+      <w:r>
+        <w:t xml:space="preserve"> – a combination of a service category code and a pictogram category code, optionally supplemented b</w:t>
+      </w:r>
+      <w:r>
+        <w:t>y a country code (in version 1)</w:t>
+      </w:r>
+    </w:p>
+    <w:p>
       <w:r>
         <w:rPr>
           <w:b/>
           <w:bCs/>
         </w:rPr>
-        <w:t xml:space="preserve"> code</w:t>
-      </w:r>
-      <w:r>
-        <w:t xml:space="preserve"> – a combination of a service category code and a pictogram category code, optionally supplemented b</w:t>
-      </w:r>
-      <w:r>
-        <w:t>y a country code (in version 1)</w:t>
-      </w:r>
-    </w:p>
-    <w:p>
-      <w:proofErr w:type="gramStart"/>
+        <w:t>relative object identifier</w:t>
+      </w:r>
+      <w:r>
+        <w:t xml:space="preserve"> – an identifier that determines an object by its position within the OID </w:t>
+      </w:r>
+      <w:r>
+        <w:t>tree relative to a defined root</w:t>
+      </w:r>
+    </w:p>
+    <w:p>
       <w:r>
         <w:rPr>
           <w:b/>
           <w:bCs/>
         </w:rPr>
-        <w:t>relative</w:t>
-      </w:r>
-      <w:proofErr w:type="gramEnd"/>
+        <w:t>attribute</w:t>
+      </w:r>
+      <w:r>
+        <w:t xml:space="preserve"> – additional coded information that clarifies the meaning of the pictogram (</w:t>
+      </w:r>
+      <w:r>
+        <w:t>e.g. direction, distance, time)</w:t>
+      </w:r>
+    </w:p>
+    <w:p>
       <w:r>
         <w:rPr>
           <w:b/>
           <w:bCs/>
         </w:rPr>
-        <w:t xml:space="preserve"> object identifier</w:t>
-      </w:r>
-      <w:r>
-        <w:t xml:space="preserve"> – an identifier that determines an object by its position within the OID </w:t>
-      </w:r>
-      <w:r>
-        <w:t>tree relative to a defined root</w:t>
-      </w:r>
-    </w:p>
-    <w:p>
-      <w:proofErr w:type="gramStart"/>
+        <w:t>specialization</w:t>
+      </w:r>
+      <w:r>
+        <w:t xml:space="preserve"> – a relationship between a general class and its more specific variant that ad</w:t>
+      </w:r>
+      <w:r>
+        <w:t>ds additional semantic elements</w:t>
+      </w:r>
+    </w:p>
+    <w:p>
+      <w:pPr>
+        <w:pStyle w:val="Heading1"/>
+      </w:pPr>
+      <w:r>
+        <w:t>4</w:t>
+      </w:r>
+      <w:r>
+        <w:t> </w:t>
+      </w:r>
+      <w:r>
+        <w:t>Abbreviations</w:t>
+      </w:r>
+    </w:p>
+    <w:p>
+      <w:r>
+        <w:t xml:space="preserve">The </w:t>
+      </w:r>
+      <w:r>
+        <w:t>clause</w:t>
+      </w:r>
+      <w:r>
+        <w:t xml:space="preserve"> lists 10 abbreviations used in the document. </w:t>
+      </w:r>
+      <w:r>
+        <w:t xml:space="preserve">For the purposes of this </w:t>
+      </w:r>
+      <w:r>
+        <w:t>Extract</w:t>
+      </w:r>
+      <w:r>
+        <w:t>, the following are the most important:</w:t>
+      </w:r>
+    </w:p>
+    <w:p>
       <w:r>
         <w:rPr>
           <w:b/>
           <w:bCs/>
         </w:rPr>
-        <w:t>attribute</w:t>
-      </w:r>
-      <w:proofErr w:type="gramEnd"/>
-      <w:r>
-        <w:t xml:space="preserve"> – additional coded information that clarifies the meaning of the pictogram (</w:t>
-      </w:r>
-      <w:r>
-        <w:t>e.g. direction, distance, time)</w:t>
-      </w:r>
-    </w:p>
-    <w:p>
-      <w:proofErr w:type="gramStart"/>
+        <w:t>ASN.1</w:t>
+      </w:r>
+      <w:r>
+        <w:t xml:space="preserve"> </w:t>
+      </w:r>
+      <w:bookmarkStart w:id="1" w:name="OLE_LINK3"/>
+      <w:r>
+        <w:t xml:space="preserve">– </w:t>
+      </w:r>
+      <w:bookmarkEnd w:id="1"/>
+      <w:r>
+        <w:t>Abstract Syntax Notation One, the formal language used to define the st</w:t>
+      </w:r>
+      <w:r>
+        <w:t>ructure and encoding of the GDD</w:t>
+      </w:r>
+    </w:p>
+    <w:p>
       <w:r>
         <w:rPr>
           <w:b/>
           <w:bCs/>
         </w:rPr>
-        <w:t>specialization</w:t>
-      </w:r>
-      <w:proofErr w:type="gramEnd"/>
-      <w:r>
-        <w:t xml:space="preserve"> – a relationship between a general class and its more specific variant that ad</w:t>
-      </w:r>
-      <w:r>
-        <w:t>ds additional semantic elements</w:t>
-      </w:r>
-    </w:p>
-    <w:p>
-      <w:pPr>
-        <w:pStyle w:val="Nadpis1"/>
-      </w:pPr>
-      <w:r>
-        <w:t>4</w:t>
-      </w:r>
-      <w:r>
-        <w:t> </w:t>
-      </w:r>
-      <w:r>
-        <w:t>Abbreviations</w:t>
-      </w:r>
-    </w:p>
-    <w:p>
-      <w:r>
-        <w:t xml:space="preserve">The </w:t>
-      </w:r>
-      <w:r>
-        <w:t>clause</w:t>
-      </w:r>
-      <w:r>
-        <w:t xml:space="preserve"> lists 10 abbreviations used in the document. </w:t>
-      </w:r>
-      <w:r>
-        <w:t xml:space="preserve">For the purposes of this </w:t>
-      </w:r>
-      <w:r>
-        <w:t>Extract</w:t>
-      </w:r>
-      <w:r>
-        <w:t>, the following are the most important:</w:t>
+        <w:t>GDD</w:t>
+      </w:r>
+      <w:r>
+        <w:t xml:space="preserve"> – </w:t>
+      </w:r>
+      <w:r>
+        <w:t>Graphic Data Dictionary, the dict</w:t>
+      </w:r>
+      <w:r>
+        <w:t>ionary defined by this standard</w:t>
       </w:r>
     </w:p>
     <w:p>
@@ -931,72 +943,28 @@
           <w:b/>
           <w:bCs/>
         </w:rPr>
-        <w:t>ASN.1</w:t>
-      </w:r>
+        <w:t>OID</w:t>
+      </w:r>
+      <w:r>
+        <w:t xml:space="preserve"> – </w:t>
+      </w:r>
+      <w:r>
+        <w:t>Object Identifier, the identifier used in version 2 for uniq</w:t>
+      </w:r>
+      <w:r>
+        <w:t>ue identification of pictograms</w:t>
+      </w:r>
+    </w:p>
+    <w:p>
       <w:r>
         <w:rPr>
           <w:b/>
           <w:bCs/>
         </w:rPr>
-        <w:tab/>
-      </w:r>
-      <w:r>
-        <w:t>Abstract Syntax Notation One, the formal language used to define the st</w:t>
-      </w:r>
-      <w:r>
-        <w:t>ructure and encoding of the GDD</w:t>
-      </w:r>
-    </w:p>
-    <w:p>
-      <w:r>
-        <w:rPr>
-          <w:b/>
-          <w:bCs/>
-        </w:rPr>
-        <w:t>GDD</w:t>
-      </w:r>
-      <w:r>
-        <w:rPr>
-          <w:b/>
-          <w:bCs/>
-        </w:rPr>
-        <w:tab/>
-      </w:r>
-      <w:r>
-        <w:t>Graphic Data Dictionary, the dict</w:t>
-      </w:r>
-      <w:r>
-        <w:t>ionary defined by this standard</w:t>
-      </w:r>
-    </w:p>
-    <w:p>
-      <w:r>
-        <w:rPr>
-          <w:b/>
-          <w:bCs/>
-        </w:rPr>
-        <w:t>OID</w:t>
-      </w:r>
-      <w:r>
-        <w:tab/>
-      </w:r>
-      <w:r>
-        <w:t>Object Identifier, the identifier used in version 2 for uniq</w:t>
-      </w:r>
-      <w:r>
-        <w:t>ue identification of pictograms</w:t>
-      </w:r>
-    </w:p>
-    <w:p>
-      <w:r>
-        <w:rPr>
-          <w:b/>
-          <w:bCs/>
-        </w:rPr>
         <w:t>VMS</w:t>
       </w:r>
       <w:r>
-        <w:tab/>
+        <w:t xml:space="preserve"> – </w:t>
       </w:r>
       <w:r>
         <w:t>Variable Message Sign, variable traffic signage capable of displayin</w:t>
@@ -1021,7 +989,7 @@
       <w:hyperlink r:id="rId7" w:tooltip="http://www.itsterminology.org" w:history="1">
         <w:r>
           <w:rPr>
-            <w:rStyle w:val="Hypertextovodkaz"/>
+            <w:rStyle w:val="Hyperlink"/>
           </w:rPr>
           <w:t>www.itsterminology.org</w:t>
         </w:r>
@@ -1041,7 +1009,7 @@
       <w:hyperlink r:id="rId8" w:tooltip="http://www.standardland.cz" w:history="1">
         <w:r>
           <w:rPr>
-            <w:rStyle w:val="Hypertextovodkaz"/>
+            <w:rStyle w:val="Hyperlink"/>
           </w:rPr>
           <w:t>www.standardland.cz</w:t>
         </w:r>
@@ -1061,7 +1029,7 @@
       <w:hyperlink r:id="rId9" w:tooltip="http://www.iso.org/obp" w:history="1">
         <w:r>
           <w:rPr>
-            <w:rStyle w:val="Hypertextovodkaz"/>
+            <w:rStyle w:val="Hyperlink"/>
           </w:rPr>
           <w:t>www.iso.org/obp</w:t>
         </w:r>
@@ -1072,7 +1040,7 @@
     </w:p>
     <w:p>
       <w:pPr>
-        <w:pStyle w:val="Nadpis1"/>
+        <w:pStyle w:val="Heading1"/>
       </w:pPr>
       <w:r>
         <w:lastRenderedPageBreak/>
@@ -1110,7 +1078,7 @@
     </w:p>
     <w:p>
       <w:pPr>
-        <w:pStyle w:val="Nadpis1"/>
+        <w:pStyle w:val="Heading1"/>
       </w:pPr>
       <w:r>
         <w:t>6</w:t>
@@ -1130,15 +1098,7 @@
         <w:t>clause</w:t>
       </w:r>
       <w:r>
-        <w:t xml:space="preserve">, one page long, lists ten basic functional requirements for the use of the GDD in </w:t>
-      </w:r>
-      <w:proofErr w:type="gramStart"/>
-      <w:r>
-        <w:t>ITS</w:t>
-      </w:r>
-      <w:proofErr w:type="gramEnd"/>
-      <w:r>
-        <w:t>, with references to parts of the standard. Among the requirements are, for example:</w:t>
+        <w:t>, one page long, lists ten basic functional requirements for the use of the GDD in ITS, with references to parts of the standard. Among the requirements are, for example:</w:t>
       </w:r>
       <w:r>
         <w:t xml:space="preserve"> </w:t>
@@ -1155,7 +1115,7 @@
     </w:p>
     <w:p>
       <w:pPr>
-        <w:pStyle w:val="Nadpis1"/>
+        <w:pStyle w:val="Heading1"/>
       </w:pPr>
       <w:r>
         <w:t>7</w:t>
@@ -1483,7 +1443,7 @@
     </w:p>
     <w:p>
       <w:pPr>
-        <w:pStyle w:val="Nadpis1"/>
+        <w:pStyle w:val="Heading1"/>
       </w:pPr>
       <w:r>
         <w:t>8</w:t>
@@ -1695,12 +1655,7 @@
               <w:jc w:val="center"/>
             </w:pPr>
             <w:r>
-              <w:t xml:space="preserve">Intersection where </w:t>
-            </w:r>
-            <w:bookmarkStart w:id="1" w:name="_GoBack"/>
-            <w:bookmarkEnd w:id="1"/>
-            <w:r>
-              <w:t>priority is prescribed by the general priority rule (crossroads)</w:t>
+              <w:t>Intersection where priority is prescribed by the general priority rule (crossroads)</w:t>
             </w:r>
           </w:p>
         </w:tc>
@@ -1865,7 +1820,7 @@
     </w:p>
     <w:p>
       <w:pPr>
-        <w:pStyle w:val="Odstavecseseznamem"/>
+        <w:pStyle w:val="ListParagraph"/>
         <w:numPr>
           <w:ilvl w:val="0"/>
           <w:numId w:val="18"/>
@@ -1877,7 +1832,7 @@
     </w:p>
     <w:p>
       <w:pPr>
-        <w:pStyle w:val="Odstavecseseznamem"/>
+        <w:pStyle w:val="ListParagraph"/>
         <w:numPr>
           <w:ilvl w:val="0"/>
           <w:numId w:val="18"/>
@@ -1889,19 +1844,14 @@
     </w:p>
     <w:p>
       <w:pPr>
-        <w:pStyle w:val="Odstavecseseznamem"/>
+        <w:pStyle w:val="ListParagraph"/>
         <w:numPr>
           <w:ilvl w:val="0"/>
           <w:numId w:val="18"/>
         </w:numPr>
       </w:pPr>
-      <w:proofErr w:type="gramStart"/>
-      <w:r>
-        <w:t>mandatory</w:t>
-      </w:r>
-      <w:proofErr w:type="gramEnd"/>
-      <w:r>
-        <w:t xml:space="preserve"> signs (12711–12999).</w:t>
+      <w:r>
+        <w:t>mandatory signs (12711–12999).</w:t>
       </w:r>
     </w:p>
     <w:p>
@@ -1927,7 +1877,7 @@
     </w:p>
     <w:p>
       <w:pPr>
-        <w:pStyle w:val="Odstavecseseznamem"/>
+        <w:pStyle w:val="ListParagraph"/>
         <w:numPr>
           <w:ilvl w:val="0"/>
           <w:numId w:val="21"/>
@@ -1939,7 +1889,7 @@
     </w:p>
     <w:p>
       <w:pPr>
-        <w:pStyle w:val="Odstavecseseznamem"/>
+        <w:pStyle w:val="ListParagraph"/>
         <w:numPr>
           <w:ilvl w:val="0"/>
           <w:numId w:val="21"/>
@@ -1951,7 +1901,7 @@
     </w:p>
     <w:p>
       <w:pPr>
-        <w:pStyle w:val="Odstavecseseznamem"/>
+        <w:pStyle w:val="ListParagraph"/>
         <w:numPr>
           <w:ilvl w:val="0"/>
           <w:numId w:val="21"/>
@@ -1963,7 +1913,7 @@
     </w:p>
     <w:p>
       <w:pPr>
-        <w:pStyle w:val="Odstavecseseznamem"/>
+        <w:pStyle w:val="ListParagraph"/>
         <w:numPr>
           <w:ilvl w:val="0"/>
           <w:numId w:val="21"/>
@@ -1975,7 +1925,7 @@
     </w:p>
     <w:p>
       <w:pPr>
-        <w:pStyle w:val="Odstavecseseznamem"/>
+        <w:pStyle w:val="ListParagraph"/>
         <w:numPr>
           <w:ilvl w:val="0"/>
           <w:numId w:val="21"/>
@@ -1987,19 +1937,14 @@
     </w:p>
     <w:p>
       <w:pPr>
-        <w:pStyle w:val="Odstavecseseznamem"/>
+        <w:pStyle w:val="ListParagraph"/>
         <w:numPr>
           <w:ilvl w:val="0"/>
           <w:numId w:val="21"/>
         </w:numPr>
       </w:pPr>
-      <w:proofErr w:type="gramStart"/>
-      <w:r>
-        <w:t>identification</w:t>
-      </w:r>
-      <w:proofErr w:type="gramEnd"/>
-      <w:r>
-        <w:t xml:space="preserve"> of places and roads (13811–13999).</w:t>
+      <w:r>
+        <w:t>identification of places and roads (13811–13999).</w:t>
       </w:r>
     </w:p>
     <w:p>
@@ -2049,7 +1994,7 @@
     </w:p>
     <w:p>
       <w:pPr>
-        <w:pStyle w:val="Nadpis1"/>
+        <w:pStyle w:val="Heading1"/>
       </w:pPr>
       <w:r>
         <w:t>Annex A – ASN.1 description of GDD (version 2)</w:t>
@@ -2069,7 +2014,7 @@
       <w:hyperlink r:id="rId10" w:history="1">
         <w:r>
           <w:rPr>
-            <w:rStyle w:val="Hypertextovodkaz"/>
+            <w:rStyle w:val="Hyperlink"/>
             <w:b/>
             <w:bCs/>
           </w:rPr>
@@ -2079,7 +2024,7 @@
     </w:p>
     <w:p>
       <w:pPr>
-        <w:pStyle w:val="Nadpis1"/>
+        <w:pStyle w:val="Heading1"/>
       </w:pPr>
       <w:r>
         <w:t>Annex B – Attributes of GDD (version 2)</w:t>
@@ -2110,7 +2055,7 @@
     </w:p>
     <w:p>
       <w:pPr>
-        <w:pStyle w:val="Nadpis1"/>
+        <w:pStyle w:val="Heading1"/>
       </w:pPr>
       <w:r>
         <w:t>Annex C – UML diagram of GDD (version 2)</w:t>
@@ -2129,7 +2074,7 @@
     </w:p>
     <w:p>
       <w:pPr>
-        <w:pStyle w:val="Nadpis1"/>
+        <w:pStyle w:val="Heading1"/>
       </w:pPr>
       <w:r>
         <w:lastRenderedPageBreak/>
@@ -2149,7 +2094,7 @@
     </w:p>
     <w:p>
       <w:pPr>
-        <w:pStyle w:val="Nadpis1"/>
+        <w:pStyle w:val="Heading1"/>
       </w:pPr>
       <w:r>
         <w:t>Annex E – ASN.1 description of GDD (version 1)</w:t>
@@ -2180,7 +2125,7 @@
     </w:p>
     <w:p>
       <w:pPr>
-        <w:pStyle w:val="Nadpis1"/>
+        <w:pStyle w:val="Heading1"/>
       </w:pPr>
       <w:r>
         <w:t>Annex F – Attributes of GDD (version 1)</w:t>
@@ -2211,7 +2156,7 @@
     </w:p>
     <w:p>
       <w:pPr>
-        <w:pStyle w:val="Nadpis1"/>
+        <w:pStyle w:val="Heading1"/>
       </w:pPr>
       <w:r>
         <w:t>Annex G – UML diagram of GDD (version 1)</w:t>
@@ -2230,7 +2175,7 @@
     </w:p>
     <w:p>
       <w:pPr>
-        <w:pStyle w:val="Nadpis1"/>
+        <w:pStyle w:val="Heading1"/>
       </w:pPr>
       <w:r>
         <w:t>Annex H – List of directions at diverging point</w:t>
@@ -2249,7 +2194,7 @@
     </w:p>
     <w:p>
       <w:pPr>
-        <w:pStyle w:val="Nadpis1"/>
+        <w:pStyle w:val="Heading1"/>
       </w:pPr>
       <w:r>
         <w:t>Annex I – Example GDD dataset for the U.N. and selected countries</w:t>
@@ -2280,7 +2225,7 @@
     </w:p>
     <w:p>
       <w:pPr>
-        <w:pStyle w:val="Nadpis1"/>
+        <w:pStyle w:val="Heading1"/>
       </w:pPr>
       <w:r>
         <w:t>Annex J – Mapping OID to pictogram code (version 1)</w:t>
@@ -2309,7 +2254,7 @@
     </w:p>
     <w:p>
       <w:pPr>
-        <w:pStyle w:val="Nadpis1"/>
+        <w:pStyle w:val="Heading1"/>
       </w:pPr>
       <w:r>
         <w:t>Bibliography</w:t>
@@ -2349,7 +2294,7 @@
 </file>
 
 <file path=word/endnotes.xml><?xml version="1.0" encoding="utf-8"?>
-<w:endnotes xmlns:wpc="http://schemas.microsoft.com/office/word/2010/wordprocessingCanvas" xmlns:cx="http://schemas.microsoft.com/office/drawing/2014/chartex" xmlns:cx1="http://schemas.microsoft.com/office/drawing/2015/9/8/chartex" xmlns:mc="http://schemas.openxmlformats.org/markup-compatibility/2006" xmlns:o="urn:schemas-microsoft-com:office:office" xmlns:r="http://schemas.openxmlformats.org/officeDocument/2006/relationships" xmlns:m="http://schemas.openxmlformats.org/officeDocument/2006/math" xmlns:v="urn:schemas-microsoft-com:vml" xmlns:wp14="http://schemas.microsoft.com/office/word/2010/wordprocessingDrawing" xmlns:wp="http://schemas.openxmlformats.org/drawingml/2006/wordprocessingDrawing" xmlns:w10="urn:schemas-microsoft-com:office:word" xmlns:w="http://schemas.openxmlformats.org/wordprocessingml/2006/main" xmlns:w14="http://schemas.microsoft.com/office/word/2010/wordml" xmlns:w15="http://schemas.microsoft.com/office/word/2012/wordml" xmlns:w16se="http://schemas.microsoft.com/office/word/2015/wordml/symex" xmlns:wpg="http://schemas.microsoft.com/office/word/2010/wordprocessingGroup" xmlns:wpi="http://schemas.microsoft.com/office/word/2010/wordprocessingInk" xmlns:wne="http://schemas.microsoft.com/office/word/2006/wordml" xmlns:wps="http://schemas.microsoft.com/office/word/2010/wordprocessingShape" mc:Ignorable="w14 w15 w16se wp14">
+<w:endnotes xmlns:wpc="http://schemas.microsoft.com/office/word/2010/wordprocessingCanvas" xmlns:cx="http://schemas.microsoft.com/office/drawing/2014/chartex" xmlns:cx1="http://schemas.microsoft.com/office/drawing/2015/9/8/chartex" xmlns:cx2="http://schemas.microsoft.com/office/drawing/2015/10/21/chartex" xmlns:cx3="http://schemas.microsoft.com/office/drawing/2016/5/9/chartex" xmlns:cx4="http://schemas.microsoft.com/office/drawing/2016/5/10/chartex" xmlns:cx5="http://schemas.microsoft.com/office/drawing/2016/5/11/chartex" xmlns:cx6="http://schemas.microsoft.com/office/drawing/2016/5/12/chartex" xmlns:cx7="http://schemas.microsoft.com/office/drawing/2016/5/13/chartex" xmlns:cx8="http://schemas.microsoft.com/office/drawing/2016/5/14/chartex" xmlns:mc="http://schemas.openxmlformats.org/markup-compatibility/2006" xmlns:aink="http://schemas.microsoft.com/office/drawing/2016/ink" xmlns:am3d="http://schemas.microsoft.com/office/drawing/2017/model3d" xmlns:o="urn:schemas-microsoft-com:office:office" xmlns:oel="http://schemas.microsoft.com/office/2019/extlst" xmlns:r="http://schemas.openxmlformats.org/officeDocument/2006/relationships" xmlns:m="http://schemas.openxmlformats.org/officeDocument/2006/math" xmlns:v="urn:schemas-microsoft-com:vml" xmlns:wp14="http://schemas.microsoft.com/office/word/2010/wordprocessingDrawing" xmlns:wp="http://schemas.openxmlformats.org/drawingml/2006/wordprocessingDrawing" xmlns:w10="urn:schemas-microsoft-com:office:word" xmlns:w="http://schemas.openxmlformats.org/wordprocessingml/2006/main" xmlns:w14="http://schemas.microsoft.com/office/word/2010/wordml" xmlns:w15="http://schemas.microsoft.com/office/word/2012/wordml" xmlns:w16cex="http://schemas.microsoft.com/office/word/2018/wordml/cex" xmlns:w16cid="http://schemas.microsoft.com/office/word/2016/wordml/cid" xmlns:w16="http://schemas.microsoft.com/office/word/2018/wordml" xmlns:w16du="http://schemas.microsoft.com/office/word/2023/wordml/word16du" xmlns:w16sdtdh="http://schemas.microsoft.com/office/word/2020/wordml/sdtdatahash" xmlns:w16sdtfl="http://schemas.microsoft.com/office/word/2024/wordml/sdtformatlock" xmlns:w16se="http://schemas.microsoft.com/office/word/2015/wordml/symex" xmlns:wpg="http://schemas.microsoft.com/office/word/2010/wordprocessingGroup" xmlns:wpi="http://schemas.microsoft.com/office/word/2010/wordprocessingInk" xmlns:wne="http://schemas.microsoft.com/office/word/2006/wordml" xmlns:wps="http://schemas.microsoft.com/office/word/2010/wordprocessingShape" mc:Ignorable="w14 w15 w16se w16cid w16 w16cex w16sdtdh w16sdtfl w16du wp14">
   <w:endnote w:type="separator" w:id="-1">
     <w:p>
       <w:r>
@@ -2368,7 +2313,7 @@
 </file>
 
 <file path=word/footer1.xml><?xml version="1.0" encoding="utf-8"?>
-<w:ftr xmlns:wpc="http://schemas.microsoft.com/office/word/2010/wordprocessingCanvas" xmlns:cx="http://schemas.microsoft.com/office/drawing/2014/chartex" xmlns:cx1="http://schemas.microsoft.com/office/drawing/2015/9/8/chartex" xmlns:mc="http://schemas.openxmlformats.org/markup-compatibility/2006" xmlns:o="urn:schemas-microsoft-com:office:office" xmlns:r="http://schemas.openxmlformats.org/officeDocument/2006/relationships" xmlns:m="http://schemas.openxmlformats.org/officeDocument/2006/math" xmlns:v="urn:schemas-microsoft-com:vml" xmlns:wp14="http://schemas.microsoft.com/office/word/2010/wordprocessingDrawing" xmlns:wp="http://schemas.openxmlformats.org/drawingml/2006/wordprocessingDrawing" xmlns:w10="urn:schemas-microsoft-com:office:word" xmlns:w="http://schemas.openxmlformats.org/wordprocessingml/2006/main" xmlns:w14="http://schemas.microsoft.com/office/word/2010/wordml" xmlns:w15="http://schemas.microsoft.com/office/word/2012/wordml" xmlns:w16se="http://schemas.microsoft.com/office/word/2015/wordml/symex" xmlns:wpg="http://schemas.microsoft.com/office/word/2010/wordprocessingGroup" xmlns:wpi="http://schemas.microsoft.com/office/word/2010/wordprocessingInk" xmlns:wne="http://schemas.microsoft.com/office/word/2006/wordml" xmlns:wps="http://schemas.microsoft.com/office/word/2010/wordprocessingShape" mc:Ignorable="w14 w15 w16se wp14">
+<w:ftr xmlns:wpc="http://schemas.microsoft.com/office/word/2010/wordprocessingCanvas" xmlns:cx="http://schemas.microsoft.com/office/drawing/2014/chartex" xmlns:cx1="http://schemas.microsoft.com/office/drawing/2015/9/8/chartex" xmlns:cx2="http://schemas.microsoft.com/office/drawing/2015/10/21/chartex" xmlns:cx3="http://schemas.microsoft.com/office/drawing/2016/5/9/chartex" xmlns:cx4="http://schemas.microsoft.com/office/drawing/2016/5/10/chartex" xmlns:cx5="http://schemas.microsoft.com/office/drawing/2016/5/11/chartex" xmlns:cx6="http://schemas.microsoft.com/office/drawing/2016/5/12/chartex" xmlns:cx7="http://schemas.microsoft.com/office/drawing/2016/5/13/chartex" xmlns:cx8="http://schemas.microsoft.com/office/drawing/2016/5/14/chartex" xmlns:mc="http://schemas.openxmlformats.org/markup-compatibility/2006" xmlns:aink="http://schemas.microsoft.com/office/drawing/2016/ink" xmlns:am3d="http://schemas.microsoft.com/office/drawing/2017/model3d" xmlns:o="urn:schemas-microsoft-com:office:office" xmlns:oel="http://schemas.microsoft.com/office/2019/extlst" xmlns:r="http://schemas.openxmlformats.org/officeDocument/2006/relationships" xmlns:m="http://schemas.openxmlformats.org/officeDocument/2006/math" xmlns:v="urn:schemas-microsoft-com:vml" xmlns:wp14="http://schemas.microsoft.com/office/word/2010/wordprocessingDrawing" xmlns:wp="http://schemas.openxmlformats.org/drawingml/2006/wordprocessingDrawing" xmlns:w10="urn:schemas-microsoft-com:office:word" xmlns:w="http://schemas.openxmlformats.org/wordprocessingml/2006/main" xmlns:w14="http://schemas.microsoft.com/office/word/2010/wordml" xmlns:w15="http://schemas.microsoft.com/office/word/2012/wordml" xmlns:w16cex="http://schemas.microsoft.com/office/word/2018/wordml/cex" xmlns:w16cid="http://schemas.microsoft.com/office/word/2016/wordml/cid" xmlns:w16="http://schemas.microsoft.com/office/word/2018/wordml" xmlns:w16du="http://schemas.microsoft.com/office/word/2023/wordml/word16du" xmlns:w16sdtdh="http://schemas.microsoft.com/office/word/2020/wordml/sdtdatahash" xmlns:w16sdtfl="http://schemas.microsoft.com/office/word/2024/wordml/sdtformatlock" xmlns:w16se="http://schemas.microsoft.com/office/word/2015/wordml/symex" xmlns:wpg="http://schemas.microsoft.com/office/word/2010/wordprocessingGroup" xmlns:wpi="http://schemas.microsoft.com/office/word/2010/wordprocessingInk" xmlns:wne="http://schemas.microsoft.com/office/word/2006/wordml" xmlns:wps="http://schemas.microsoft.com/office/word/2010/wordprocessingShape" mc:Ignorable="w14 w15 w16se w16cid w16 w16cex w16sdtdh w16sdtfl w16du wp14">
   <w:sdt>
     <w:sdtPr>
       <w:id w:val="-1266995170"/>
@@ -2377,11 +2322,10 @@
         <w:docPartUnique/>
       </w:docPartObj>
     </w:sdtPr>
-    <w:sdtEndPr/>
     <w:sdtContent>
       <w:p>
         <w:pPr>
-          <w:pStyle w:val="Zpat"/>
+          <w:pStyle w:val="Footer"/>
           <w:jc w:val="center"/>
         </w:pPr>
         <w:r>
@@ -2411,7 +2355,7 @@
 </file>
 
 <file path=word/footnotes.xml><?xml version="1.0" encoding="utf-8"?>
-<w:footnotes xmlns:wpc="http://schemas.microsoft.com/office/word/2010/wordprocessingCanvas" xmlns:cx="http://schemas.microsoft.com/office/drawing/2014/chartex" xmlns:cx1="http://schemas.microsoft.com/office/drawing/2015/9/8/chartex" xmlns:mc="http://schemas.openxmlformats.org/markup-compatibility/2006" xmlns:o="urn:schemas-microsoft-com:office:office" xmlns:r="http://schemas.openxmlformats.org/officeDocument/2006/relationships" xmlns:m="http://schemas.openxmlformats.org/officeDocument/2006/math" xmlns:v="urn:schemas-microsoft-com:vml" xmlns:wp14="http://schemas.microsoft.com/office/word/2010/wordprocessingDrawing" xmlns:wp="http://schemas.openxmlformats.org/drawingml/2006/wordprocessingDrawing" xmlns:w10="urn:schemas-microsoft-com:office:word" xmlns:w="http://schemas.openxmlformats.org/wordprocessingml/2006/main" xmlns:w14="http://schemas.microsoft.com/office/word/2010/wordml" xmlns:w15="http://schemas.microsoft.com/office/word/2012/wordml" xmlns:w16se="http://schemas.microsoft.com/office/word/2015/wordml/symex" xmlns:wpg="http://schemas.microsoft.com/office/word/2010/wordprocessingGroup" xmlns:wpi="http://schemas.microsoft.com/office/word/2010/wordprocessingInk" xmlns:wne="http://schemas.microsoft.com/office/word/2006/wordml" xmlns:wps="http://schemas.microsoft.com/office/word/2010/wordprocessingShape" mc:Ignorable="w14 w15 w16se wp14">
+<w:footnotes xmlns:wpc="http://schemas.microsoft.com/office/word/2010/wordprocessingCanvas" xmlns:cx="http://schemas.microsoft.com/office/drawing/2014/chartex" xmlns:cx1="http://schemas.microsoft.com/office/drawing/2015/9/8/chartex" xmlns:cx2="http://schemas.microsoft.com/office/drawing/2015/10/21/chartex" xmlns:cx3="http://schemas.microsoft.com/office/drawing/2016/5/9/chartex" xmlns:cx4="http://schemas.microsoft.com/office/drawing/2016/5/10/chartex" xmlns:cx5="http://schemas.microsoft.com/office/drawing/2016/5/11/chartex" xmlns:cx6="http://schemas.microsoft.com/office/drawing/2016/5/12/chartex" xmlns:cx7="http://schemas.microsoft.com/office/drawing/2016/5/13/chartex" xmlns:cx8="http://schemas.microsoft.com/office/drawing/2016/5/14/chartex" xmlns:mc="http://schemas.openxmlformats.org/markup-compatibility/2006" xmlns:aink="http://schemas.microsoft.com/office/drawing/2016/ink" xmlns:am3d="http://schemas.microsoft.com/office/drawing/2017/model3d" xmlns:o="urn:schemas-microsoft-com:office:office" xmlns:oel="http://schemas.microsoft.com/office/2019/extlst" xmlns:r="http://schemas.openxmlformats.org/officeDocument/2006/relationships" xmlns:m="http://schemas.openxmlformats.org/officeDocument/2006/math" xmlns:v="urn:schemas-microsoft-com:vml" xmlns:wp14="http://schemas.microsoft.com/office/word/2010/wordprocessingDrawing" xmlns:wp="http://schemas.openxmlformats.org/drawingml/2006/wordprocessingDrawing" xmlns:w10="urn:schemas-microsoft-com:office:word" xmlns:w="http://schemas.openxmlformats.org/wordprocessingml/2006/main" xmlns:w14="http://schemas.microsoft.com/office/word/2010/wordml" xmlns:w15="http://schemas.microsoft.com/office/word/2012/wordml" xmlns:w16cex="http://schemas.microsoft.com/office/word/2018/wordml/cex" xmlns:w16cid="http://schemas.microsoft.com/office/word/2016/wordml/cid" xmlns:w16="http://schemas.microsoft.com/office/word/2018/wordml" xmlns:w16du="http://schemas.microsoft.com/office/word/2023/wordml/word16du" xmlns:w16sdtdh="http://schemas.microsoft.com/office/word/2020/wordml/sdtdatahash" xmlns:w16sdtfl="http://schemas.microsoft.com/office/word/2024/wordml/sdtformatlock" xmlns:w16se="http://schemas.microsoft.com/office/word/2015/wordml/symex" xmlns:wpg="http://schemas.microsoft.com/office/word/2010/wordprocessingGroup" xmlns:wpi="http://schemas.microsoft.com/office/word/2010/wordprocessingInk" xmlns:wne="http://schemas.microsoft.com/office/word/2006/wordml" xmlns:wps="http://schemas.microsoft.com/office/word/2010/wordprocessingShape" mc:Ignorable="w14 w15 w16se w16cid w16 w16cex w16sdtdh w16sdtfl w16du wp14">
   <w:footnote w:type="separator" w:id="-1">
     <w:p>
       <w:r>
@@ -2430,7 +2374,7 @@
 </file>
 
 <file path=word/numbering.xml><?xml version="1.0" encoding="utf-8"?>
-<w:numbering xmlns:wpc="http://schemas.microsoft.com/office/word/2010/wordprocessingCanvas" xmlns:cx="http://schemas.microsoft.com/office/drawing/2014/chartex" xmlns:cx1="http://schemas.microsoft.com/office/drawing/2015/9/8/chartex" xmlns:mc="http://schemas.openxmlformats.org/markup-compatibility/2006" xmlns:o="urn:schemas-microsoft-com:office:office" xmlns:r="http://schemas.openxmlformats.org/officeDocument/2006/relationships" xmlns:m="http://schemas.openxmlformats.org/officeDocument/2006/math" xmlns:v="urn:schemas-microsoft-com:vml" xmlns:wp14="http://schemas.microsoft.com/office/word/2010/wordprocessingDrawing" xmlns:wp="http://schemas.openxmlformats.org/drawingml/2006/wordprocessingDrawing" xmlns:w10="urn:schemas-microsoft-com:office:word" xmlns:w="http://schemas.openxmlformats.org/wordprocessingml/2006/main" xmlns:w14="http://schemas.microsoft.com/office/word/2010/wordml" xmlns:w15="http://schemas.microsoft.com/office/word/2012/wordml" xmlns:w16se="http://schemas.microsoft.com/office/word/2015/wordml/symex" xmlns:wpg="http://schemas.microsoft.com/office/word/2010/wordprocessingGroup" xmlns:wpi="http://schemas.microsoft.com/office/word/2010/wordprocessingInk" xmlns:wne="http://schemas.microsoft.com/office/word/2006/wordml" xmlns:wps="http://schemas.microsoft.com/office/word/2010/wordprocessingShape" mc:Ignorable="w14 w15 w16se wp14">
+<w:numbering xmlns:wpc="http://schemas.microsoft.com/office/word/2010/wordprocessingCanvas" xmlns:cx="http://schemas.microsoft.com/office/drawing/2014/chartex" xmlns:cx1="http://schemas.microsoft.com/office/drawing/2015/9/8/chartex" xmlns:cx2="http://schemas.microsoft.com/office/drawing/2015/10/21/chartex" xmlns:cx3="http://schemas.microsoft.com/office/drawing/2016/5/9/chartex" xmlns:cx4="http://schemas.microsoft.com/office/drawing/2016/5/10/chartex" xmlns:cx5="http://schemas.microsoft.com/office/drawing/2016/5/11/chartex" xmlns:cx6="http://schemas.microsoft.com/office/drawing/2016/5/12/chartex" xmlns:cx7="http://schemas.microsoft.com/office/drawing/2016/5/13/chartex" xmlns:cx8="http://schemas.microsoft.com/office/drawing/2016/5/14/chartex" xmlns:mc="http://schemas.openxmlformats.org/markup-compatibility/2006" xmlns:aink="http://schemas.microsoft.com/office/drawing/2016/ink" xmlns:am3d="http://schemas.microsoft.com/office/drawing/2017/model3d" xmlns:o="urn:schemas-microsoft-com:office:office" xmlns:oel="http://schemas.microsoft.com/office/2019/extlst" xmlns:r="http://schemas.openxmlformats.org/officeDocument/2006/relationships" xmlns:m="http://schemas.openxmlformats.org/officeDocument/2006/math" xmlns:v="urn:schemas-microsoft-com:vml" xmlns:wp14="http://schemas.microsoft.com/office/word/2010/wordprocessingDrawing" xmlns:wp="http://schemas.openxmlformats.org/drawingml/2006/wordprocessingDrawing" xmlns:w10="urn:schemas-microsoft-com:office:word" xmlns:w="http://schemas.openxmlformats.org/wordprocessingml/2006/main" xmlns:w14="http://schemas.microsoft.com/office/word/2010/wordml" xmlns:w15="http://schemas.microsoft.com/office/word/2012/wordml" xmlns:w16cex="http://schemas.microsoft.com/office/word/2018/wordml/cex" xmlns:w16cid="http://schemas.microsoft.com/office/word/2016/wordml/cid" xmlns:w16="http://schemas.microsoft.com/office/word/2018/wordml" xmlns:w16du="http://schemas.microsoft.com/office/word/2023/wordml/word16du" xmlns:w16sdtdh="http://schemas.microsoft.com/office/word/2020/wordml/sdtdatahash" xmlns:w16sdtfl="http://schemas.microsoft.com/office/word/2024/wordml/sdtformatlock" xmlns:w16se="http://schemas.microsoft.com/office/word/2015/wordml/symex" xmlns:wpg="http://schemas.microsoft.com/office/word/2010/wordprocessingGroup" xmlns:wpi="http://schemas.microsoft.com/office/word/2010/wordprocessingInk" xmlns:wne="http://schemas.microsoft.com/office/word/2006/wordml" xmlns:wps="http://schemas.microsoft.com/office/word/2010/wordprocessingShape" mc:Ignorable="w14 w15 w16se w16cid w16 w16cex w16sdtdh w16sdtfl w16du wp14">
   <w:abstractNum w:abstractNumId="0" w15:restartNumberingAfterBreak="0">
     <w:nsid w:val="01AA7EF0"/>
     <w:multiLevelType w:val="multilevel"/>
@@ -5236,67 +5180,67 @@
       </w:rPr>
     </w:lvl>
   </w:abstractNum>
-  <w:num w:numId="1">
+  <w:num w:numId="1" w16cid:durableId="663896720">
     <w:abstractNumId w:val="16"/>
   </w:num>
-  <w:num w:numId="2">
+  <w:num w:numId="2" w16cid:durableId="648487321">
     <w:abstractNumId w:val="11"/>
   </w:num>
-  <w:num w:numId="3">
+  <w:num w:numId="3" w16cid:durableId="1005666327">
     <w:abstractNumId w:val="7"/>
   </w:num>
-  <w:num w:numId="4">
+  <w:num w:numId="4" w16cid:durableId="227344436">
     <w:abstractNumId w:val="4"/>
   </w:num>
-  <w:num w:numId="5">
+  <w:num w:numId="5" w16cid:durableId="1656909867">
     <w:abstractNumId w:val="2"/>
   </w:num>
-  <w:num w:numId="6">
+  <w:num w:numId="6" w16cid:durableId="136846298">
     <w:abstractNumId w:val="15"/>
   </w:num>
-  <w:num w:numId="7">
+  <w:num w:numId="7" w16cid:durableId="1298686853">
     <w:abstractNumId w:val="6"/>
   </w:num>
-  <w:num w:numId="8">
+  <w:num w:numId="8" w16cid:durableId="2004159523">
     <w:abstractNumId w:val="3"/>
   </w:num>
-  <w:num w:numId="9">
+  <w:num w:numId="9" w16cid:durableId="1298031780">
     <w:abstractNumId w:val="0"/>
   </w:num>
-  <w:num w:numId="10">
+  <w:num w:numId="10" w16cid:durableId="405497204">
     <w:abstractNumId w:val="9"/>
   </w:num>
-  <w:num w:numId="11">
+  <w:num w:numId="11" w16cid:durableId="434715842">
     <w:abstractNumId w:val="13"/>
   </w:num>
-  <w:num w:numId="12">
+  <w:num w:numId="12" w16cid:durableId="906646164">
     <w:abstractNumId w:val="12"/>
   </w:num>
-  <w:num w:numId="13">
+  <w:num w:numId="13" w16cid:durableId="810630764">
     <w:abstractNumId w:val="17"/>
   </w:num>
-  <w:num w:numId="14">
+  <w:num w:numId="14" w16cid:durableId="166557866">
     <w:abstractNumId w:val="14"/>
   </w:num>
-  <w:num w:numId="15">
+  <w:num w:numId="15" w16cid:durableId="42363633">
     <w:abstractNumId w:val="20"/>
   </w:num>
-  <w:num w:numId="16">
+  <w:num w:numId="16" w16cid:durableId="1933009191">
     <w:abstractNumId w:val="8"/>
   </w:num>
-  <w:num w:numId="17">
+  <w:num w:numId="17" w16cid:durableId="1798136130">
     <w:abstractNumId w:val="5"/>
   </w:num>
-  <w:num w:numId="18">
+  <w:num w:numId="18" w16cid:durableId="1806194002">
     <w:abstractNumId w:val="18"/>
   </w:num>
-  <w:num w:numId="19">
+  <w:num w:numId="19" w16cid:durableId="2054648963">
     <w:abstractNumId w:val="1"/>
   </w:num>
-  <w:num w:numId="20">
+  <w:num w:numId="20" w16cid:durableId="792098818">
     <w:abstractNumId w:val="10"/>
   </w:num>
-  <w:num w:numId="21">
+  <w:num w:numId="21" w16cid:durableId="976957667">
     <w:abstractNumId w:val="19"/>
   </w:num>
   <w:numIdMacAtCleanup w:val="12"/>
@@ -5304,7 +5248,7 @@
 </file>
 
 <file path=word/styles.xml><?xml version="1.0" encoding="utf-8"?>
-<w:styles xmlns:mc="http://schemas.openxmlformats.org/markup-compatibility/2006" xmlns:r="http://schemas.openxmlformats.org/officeDocument/2006/relationships" xmlns:w="http://schemas.openxmlformats.org/wordprocessingml/2006/main" xmlns:w14="http://schemas.microsoft.com/office/word/2010/wordml" xmlns:w15="http://schemas.microsoft.com/office/word/2012/wordml" xmlns:w16se="http://schemas.microsoft.com/office/word/2015/wordml/symex" mc:Ignorable="w14 w15 w16se">
+<w:styles xmlns:mc="http://schemas.openxmlformats.org/markup-compatibility/2006" xmlns:r="http://schemas.openxmlformats.org/officeDocument/2006/relationships" xmlns:w="http://schemas.openxmlformats.org/wordprocessingml/2006/main" xmlns:w14="http://schemas.microsoft.com/office/word/2010/wordml" xmlns:w15="http://schemas.microsoft.com/office/word/2012/wordml" xmlns:w16cex="http://schemas.microsoft.com/office/word/2018/wordml/cex" xmlns:w16cid="http://schemas.microsoft.com/office/word/2016/wordml/cid" xmlns:w16="http://schemas.microsoft.com/office/word/2018/wordml" xmlns:w16du="http://schemas.microsoft.com/office/word/2023/wordml/word16du" xmlns:w16sdtdh="http://schemas.microsoft.com/office/word/2020/wordml/sdtdatahash" xmlns:w16sdtfl="http://schemas.microsoft.com/office/word/2024/wordml/sdtformatlock" xmlns:w16se="http://schemas.microsoft.com/office/word/2015/wordml/symex" mc:Ignorable="w14 w15 w16se w16cid w16 w16cex w16sdtdh w16sdtfl w16du">
   <w:docDefaults>
     <w:rPrDefault>
       <w:rPr>
@@ -5322,7 +5266,7 @@
       </w:pPr>
     </w:pPrDefault>
   </w:docDefaults>
-  <w:latentStyles w:defLockedState="0" w:defUIPriority="99" w:defSemiHidden="0" w:defUnhideWhenUsed="0" w:defQFormat="0" w:count="371">
+  <w:latentStyles w:defLockedState="0" w:defUIPriority="99" w:defSemiHidden="0" w:defUnhideWhenUsed="0" w:defQFormat="0" w:count="376">
     <w:lsdException w:name="Normal" w:uiPriority="0" w:qFormat="1"/>
     <w:lsdException w:name="heading 1" w:qFormat="1"/>
     <w:lsdException w:name="heading 2" w:semiHidden="1" w:uiPriority="9" w:unhideWhenUsed="1" w:qFormat="1"/>
@@ -5694,8 +5638,13 @@
     <w:lsdException w:name="List Table 5 Dark Accent 6" w:uiPriority="50"/>
     <w:lsdException w:name="List Table 6 Colorful Accent 6" w:uiPriority="51"/>
     <w:lsdException w:name="List Table 7 Colorful Accent 6" w:uiPriority="52"/>
+    <w:lsdException w:name="Mention" w:semiHidden="1" w:unhideWhenUsed="1"/>
+    <w:lsdException w:name="Smart Hyperlink" w:semiHidden="1" w:unhideWhenUsed="1"/>
+    <w:lsdException w:name="Hashtag" w:semiHidden="1" w:unhideWhenUsed="1"/>
+    <w:lsdException w:name="Unresolved Mention" w:semiHidden="1" w:unhideWhenUsed="1"/>
+    <w:lsdException w:name="Smart Link" w:semiHidden="1" w:unhideWhenUsed="1"/>
   </w:latentStyles>
-  <w:style w:type="paragraph" w:default="1" w:styleId="Normln">
+  <w:style w:type="paragraph" w:default="1" w:styleId="Normal">
     <w:name w:val="Normal"/>
     <w:qFormat/>
     <w:rsid w:val="00CC475D"/>
@@ -5719,11 +5668,11 @@
       <w14:ligatures w14:val="none"/>
     </w:rPr>
   </w:style>
-  <w:style w:type="paragraph" w:styleId="Nadpis1">
+  <w:style w:type="paragraph" w:styleId="Heading1">
     <w:name w:val="heading 1"/>
-    <w:basedOn w:val="Normln"/>
-    <w:next w:val="Normln"/>
-    <w:link w:val="Nadpis1Char"/>
+    <w:basedOn w:val="Normal"/>
+    <w:next w:val="Normal"/>
+    <w:link w:val="Heading1Char"/>
     <w:uiPriority w:val="99"/>
     <w:qFormat/>
     <w:rsid w:val="0011191E"/>
@@ -5741,11 +5690,11 @@
       <w:lang w:val="en-US" w:eastAsia="cs-CZ" w:bidi="ar-SA"/>
     </w:rPr>
   </w:style>
-  <w:style w:type="paragraph" w:styleId="Nadpis2">
+  <w:style w:type="paragraph" w:styleId="Heading2">
     <w:name w:val="heading 2"/>
-    <w:basedOn w:val="Normln"/>
-    <w:next w:val="Normln"/>
-    <w:link w:val="Nadpis2Char"/>
+    <w:basedOn w:val="Normal"/>
+    <w:next w:val="Normal"/>
+    <w:link w:val="Heading2Char"/>
     <w:uiPriority w:val="9"/>
     <w:semiHidden/>
     <w:unhideWhenUsed/>
@@ -5764,11 +5713,11 @@
       <w:szCs w:val="32"/>
     </w:rPr>
   </w:style>
-  <w:style w:type="paragraph" w:styleId="Nadpis3">
+  <w:style w:type="paragraph" w:styleId="Heading3">
     <w:name w:val="heading 3"/>
-    <w:basedOn w:val="Normln"/>
-    <w:next w:val="Normln"/>
-    <w:link w:val="Nadpis3Char"/>
+    <w:basedOn w:val="Normal"/>
+    <w:next w:val="Normal"/>
+    <w:link w:val="Heading3Char"/>
     <w:uiPriority w:val="9"/>
     <w:semiHidden/>
     <w:unhideWhenUsed/>
@@ -5787,11 +5736,11 @@
       <w:szCs w:val="28"/>
     </w:rPr>
   </w:style>
-  <w:style w:type="paragraph" w:styleId="Nadpis4">
+  <w:style w:type="paragraph" w:styleId="Heading4">
     <w:name w:val="heading 4"/>
-    <w:basedOn w:val="Normln"/>
-    <w:next w:val="Normln"/>
-    <w:link w:val="Nadpis4Char"/>
+    <w:basedOn w:val="Normal"/>
+    <w:next w:val="Normal"/>
+    <w:link w:val="Heading4Char"/>
     <w:uiPriority w:val="9"/>
     <w:semiHidden/>
     <w:unhideWhenUsed/>
@@ -5810,11 +5759,11 @@
       <w:color w:val="0F4761" w:themeColor="accent1" w:themeShade="BF"/>
     </w:rPr>
   </w:style>
-  <w:style w:type="paragraph" w:styleId="Nadpis5">
+  <w:style w:type="paragraph" w:styleId="Heading5">
     <w:name w:val="heading 5"/>
-    <w:basedOn w:val="Normln"/>
-    <w:next w:val="Normln"/>
-    <w:link w:val="Nadpis5Char"/>
+    <w:basedOn w:val="Normal"/>
+    <w:next w:val="Normal"/>
+    <w:link w:val="Heading5Char"/>
     <w:uiPriority w:val="9"/>
     <w:semiHidden/>
     <w:unhideWhenUsed/>
@@ -5831,11 +5780,11 @@
       <w:color w:val="0F4761" w:themeColor="accent1" w:themeShade="BF"/>
     </w:rPr>
   </w:style>
-  <w:style w:type="paragraph" w:styleId="Nadpis6">
+  <w:style w:type="paragraph" w:styleId="Heading6">
     <w:name w:val="heading 6"/>
-    <w:basedOn w:val="Normln"/>
-    <w:next w:val="Normln"/>
-    <w:link w:val="Nadpis6Char"/>
+    <w:basedOn w:val="Normal"/>
+    <w:next w:val="Normal"/>
+    <w:link w:val="Heading6Char"/>
     <w:uiPriority w:val="9"/>
     <w:semiHidden/>
     <w:unhideWhenUsed/>
@@ -5854,11 +5803,11 @@
       <w:color w:val="595959" w:themeColor="text1" w:themeTint="A6"/>
     </w:rPr>
   </w:style>
-  <w:style w:type="paragraph" w:styleId="Nadpis7">
+  <w:style w:type="paragraph" w:styleId="Heading7">
     <w:name w:val="heading 7"/>
-    <w:basedOn w:val="Normln"/>
-    <w:next w:val="Normln"/>
-    <w:link w:val="Nadpis7Char"/>
+    <w:basedOn w:val="Normal"/>
+    <w:next w:val="Normal"/>
+    <w:link w:val="Heading7Char"/>
     <w:uiPriority w:val="9"/>
     <w:semiHidden/>
     <w:unhideWhenUsed/>
@@ -5875,11 +5824,11 @@
       <w:color w:val="595959" w:themeColor="text1" w:themeTint="A6"/>
     </w:rPr>
   </w:style>
-  <w:style w:type="paragraph" w:styleId="Nadpis8">
+  <w:style w:type="paragraph" w:styleId="Heading8">
     <w:name w:val="heading 8"/>
-    <w:basedOn w:val="Normln"/>
-    <w:next w:val="Normln"/>
-    <w:link w:val="Nadpis8Char"/>
+    <w:basedOn w:val="Normal"/>
+    <w:next w:val="Normal"/>
+    <w:link w:val="Heading8Char"/>
     <w:uiPriority w:val="9"/>
     <w:semiHidden/>
     <w:unhideWhenUsed/>
@@ -5898,11 +5847,11 @@
       <w:color w:val="272727" w:themeColor="text1" w:themeTint="D8"/>
     </w:rPr>
   </w:style>
-  <w:style w:type="paragraph" w:styleId="Nadpis9">
+  <w:style w:type="paragraph" w:styleId="Heading9">
     <w:name w:val="heading 9"/>
-    <w:basedOn w:val="Normln"/>
-    <w:next w:val="Normln"/>
-    <w:link w:val="Nadpis9Char"/>
+    <w:basedOn w:val="Normal"/>
+    <w:next w:val="Normal"/>
+    <w:link w:val="Heading9Char"/>
     <w:uiPriority w:val="9"/>
     <w:semiHidden/>
     <w:unhideWhenUsed/>
@@ -5919,13 +5868,13 @@
       <w:color w:val="272727" w:themeColor="text1" w:themeTint="D8"/>
     </w:rPr>
   </w:style>
-  <w:style w:type="character" w:default="1" w:styleId="Standardnpsmoodstavce">
+  <w:style w:type="character" w:default="1" w:styleId="DefaultParagraphFont">
     <w:name w:val="Default Paragraph Font"/>
     <w:uiPriority w:val="1"/>
     <w:semiHidden/>
     <w:unhideWhenUsed/>
   </w:style>
-  <w:style w:type="table" w:default="1" w:styleId="Normlntabulka">
+  <w:style w:type="table" w:default="1" w:styleId="TableNormal">
     <w:name w:val="Normal Table"/>
     <w:uiPriority w:val="99"/>
     <w:semiHidden/>
@@ -5940,16 +5889,16 @@
       </w:tblCellMar>
     </w:tblPr>
   </w:style>
-  <w:style w:type="numbering" w:default="1" w:styleId="Bezseznamu">
+  <w:style w:type="numbering" w:default="1" w:styleId="NoList">
     <w:name w:val="No List"/>
     <w:uiPriority w:val="99"/>
     <w:semiHidden/>
     <w:unhideWhenUsed/>
   </w:style>
-  <w:style w:type="character" w:customStyle="1" w:styleId="Nadpis1Char">
-    <w:name w:val="Nadpis 1 Char"/>
-    <w:basedOn w:val="Standardnpsmoodstavce"/>
-    <w:link w:val="Nadpis1"/>
+  <w:style w:type="character" w:customStyle="1" w:styleId="Heading1Char">
+    <w:name w:val="Heading 1 Char"/>
+    <w:basedOn w:val="DefaultParagraphFont"/>
+    <w:link w:val="Heading1"/>
     <w:uiPriority w:val="99"/>
     <w:rsid w:val="0011191E"/>
     <w:rPr>
@@ -5963,10 +5912,10 @@
       <w14:ligatures w14:val="none"/>
     </w:rPr>
   </w:style>
-  <w:style w:type="character" w:customStyle="1" w:styleId="Nadpis2Char">
-    <w:name w:val="Nadpis 2 Char"/>
-    <w:basedOn w:val="Standardnpsmoodstavce"/>
-    <w:link w:val="Nadpis2"/>
+  <w:style w:type="character" w:customStyle="1" w:styleId="Heading2Char">
+    <w:name w:val="Heading 2 Char"/>
+    <w:basedOn w:val="DefaultParagraphFont"/>
+    <w:link w:val="Heading2"/>
     <w:uiPriority w:val="9"/>
     <w:semiHidden/>
     <w:rsid w:val="00D66541"/>
@@ -5977,10 +5926,10 @@
       <w:szCs w:val="32"/>
     </w:rPr>
   </w:style>
-  <w:style w:type="character" w:customStyle="1" w:styleId="Nadpis3Char">
-    <w:name w:val="Nadpis 3 Char"/>
-    <w:basedOn w:val="Standardnpsmoodstavce"/>
-    <w:link w:val="Nadpis3"/>
+  <w:style w:type="character" w:customStyle="1" w:styleId="Heading3Char">
+    <w:name w:val="Heading 3 Char"/>
+    <w:basedOn w:val="DefaultParagraphFont"/>
+    <w:link w:val="Heading3"/>
     <w:uiPriority w:val="9"/>
     <w:semiHidden/>
     <w:rsid w:val="00D66541"/>
@@ -5991,10 +5940,10 @@
       <w:szCs w:val="28"/>
     </w:rPr>
   </w:style>
-  <w:style w:type="character" w:customStyle="1" w:styleId="Nadpis4Char">
-    <w:name w:val="Nadpis 4 Char"/>
-    <w:basedOn w:val="Standardnpsmoodstavce"/>
-    <w:link w:val="Nadpis4"/>
+  <w:style w:type="character" w:customStyle="1" w:styleId="Heading4Char">
+    <w:name w:val="Heading 4 Char"/>
+    <w:basedOn w:val="DefaultParagraphFont"/>
+    <w:link w:val="Heading4"/>
     <w:uiPriority w:val="9"/>
     <w:semiHidden/>
     <w:rsid w:val="00D66541"/>
@@ -6005,10 +5954,10 @@
       <w:color w:val="0F4761" w:themeColor="accent1" w:themeShade="BF"/>
     </w:rPr>
   </w:style>
-  <w:style w:type="character" w:customStyle="1" w:styleId="Nadpis5Char">
-    <w:name w:val="Nadpis 5 Char"/>
-    <w:basedOn w:val="Standardnpsmoodstavce"/>
-    <w:link w:val="Nadpis5"/>
+  <w:style w:type="character" w:customStyle="1" w:styleId="Heading5Char">
+    <w:name w:val="Heading 5 Char"/>
+    <w:basedOn w:val="DefaultParagraphFont"/>
+    <w:link w:val="Heading5"/>
     <w:uiPriority w:val="9"/>
     <w:semiHidden/>
     <w:rsid w:val="00D66541"/>
@@ -6017,10 +5966,10 @@
       <w:color w:val="0F4761" w:themeColor="accent1" w:themeShade="BF"/>
     </w:rPr>
   </w:style>
-  <w:style w:type="character" w:customStyle="1" w:styleId="Nadpis6Char">
-    <w:name w:val="Nadpis 6 Char"/>
-    <w:basedOn w:val="Standardnpsmoodstavce"/>
-    <w:link w:val="Nadpis6"/>
+  <w:style w:type="character" w:customStyle="1" w:styleId="Heading6Char">
+    <w:name w:val="Heading 6 Char"/>
+    <w:basedOn w:val="DefaultParagraphFont"/>
+    <w:link w:val="Heading6"/>
     <w:uiPriority w:val="9"/>
     <w:semiHidden/>
     <w:rsid w:val="00D66541"/>
@@ -6031,10 +5980,10 @@
       <w:color w:val="595959" w:themeColor="text1" w:themeTint="A6"/>
     </w:rPr>
   </w:style>
-  <w:style w:type="character" w:customStyle="1" w:styleId="Nadpis7Char">
-    <w:name w:val="Nadpis 7 Char"/>
-    <w:basedOn w:val="Standardnpsmoodstavce"/>
-    <w:link w:val="Nadpis7"/>
+  <w:style w:type="character" w:customStyle="1" w:styleId="Heading7Char">
+    <w:name w:val="Heading 7 Char"/>
+    <w:basedOn w:val="DefaultParagraphFont"/>
+    <w:link w:val="Heading7"/>
     <w:uiPriority w:val="9"/>
     <w:semiHidden/>
     <w:rsid w:val="00D66541"/>
@@ -6043,10 +5992,10 @@
       <w:color w:val="595959" w:themeColor="text1" w:themeTint="A6"/>
     </w:rPr>
   </w:style>
-  <w:style w:type="character" w:customStyle="1" w:styleId="Nadpis8Char">
-    <w:name w:val="Nadpis 8 Char"/>
-    <w:basedOn w:val="Standardnpsmoodstavce"/>
-    <w:link w:val="Nadpis8"/>
+  <w:style w:type="character" w:customStyle="1" w:styleId="Heading8Char">
+    <w:name w:val="Heading 8 Char"/>
+    <w:basedOn w:val="DefaultParagraphFont"/>
+    <w:link w:val="Heading8"/>
     <w:uiPriority w:val="9"/>
     <w:semiHidden/>
     <w:rsid w:val="00D66541"/>
@@ -6057,10 +6006,10 @@
       <w:color w:val="272727" w:themeColor="text1" w:themeTint="D8"/>
     </w:rPr>
   </w:style>
-  <w:style w:type="character" w:customStyle="1" w:styleId="Nadpis9Char">
-    <w:name w:val="Nadpis 9 Char"/>
-    <w:basedOn w:val="Standardnpsmoodstavce"/>
-    <w:link w:val="Nadpis9"/>
+  <w:style w:type="character" w:customStyle="1" w:styleId="Heading9Char">
+    <w:name w:val="Heading 9 Char"/>
+    <w:basedOn w:val="DefaultParagraphFont"/>
+    <w:link w:val="Heading9"/>
     <w:uiPriority w:val="9"/>
     <w:semiHidden/>
     <w:rsid w:val="00D66541"/>
@@ -6069,11 +6018,11 @@
       <w:color w:val="272727" w:themeColor="text1" w:themeTint="D8"/>
     </w:rPr>
   </w:style>
-  <w:style w:type="paragraph" w:styleId="Nzev">
+  <w:style w:type="paragraph" w:styleId="Title">
     <w:name w:val="Title"/>
-    <w:basedOn w:val="Normln"/>
-    <w:next w:val="Normln"/>
-    <w:link w:val="NzevChar"/>
+    <w:basedOn w:val="Normal"/>
+    <w:next w:val="Normal"/>
+    <w:link w:val="TitleChar"/>
     <w:qFormat/>
     <w:rsid w:val="00D66541"/>
     <w:pPr>
@@ -6088,10 +6037,10 @@
       <w:szCs w:val="56"/>
     </w:rPr>
   </w:style>
-  <w:style w:type="character" w:customStyle="1" w:styleId="NzevChar">
-    <w:name w:val="Název Char"/>
-    <w:basedOn w:val="Standardnpsmoodstavce"/>
-    <w:link w:val="Nzev"/>
+  <w:style w:type="character" w:customStyle="1" w:styleId="TitleChar">
+    <w:name w:val="Title Char"/>
+    <w:basedOn w:val="DefaultParagraphFont"/>
+    <w:link w:val="Title"/>
     <w:rsid w:val="00D66541"/>
     <w:rPr>
       <w:rFonts w:asciiTheme="majorHAnsi" w:eastAsiaTheme="majorEastAsia" w:hAnsiTheme="majorHAnsi" w:cstheme="majorBidi"/>
@@ -6101,11 +6050,11 @@
       <w:szCs w:val="56"/>
     </w:rPr>
   </w:style>
-  <w:style w:type="paragraph" w:styleId="Podnadpis">
+  <w:style w:type="paragraph" w:styleId="Subtitle">
     <w:name w:val="Subtitle"/>
-    <w:basedOn w:val="Normln"/>
-    <w:next w:val="Normln"/>
-    <w:link w:val="PodnadpisChar"/>
+    <w:basedOn w:val="Normal"/>
+    <w:next w:val="Normal"/>
+    <w:link w:val="SubtitleChar"/>
     <w:uiPriority w:val="11"/>
     <w:qFormat/>
     <w:rsid w:val="00D66541"/>
@@ -6123,10 +6072,10 @@
       <w:szCs w:val="28"/>
     </w:rPr>
   </w:style>
-  <w:style w:type="character" w:customStyle="1" w:styleId="PodnadpisChar">
-    <w:name w:val="Podnadpis Char"/>
-    <w:basedOn w:val="Standardnpsmoodstavce"/>
-    <w:link w:val="Podnadpis"/>
+  <w:style w:type="character" w:customStyle="1" w:styleId="SubtitleChar">
+    <w:name w:val="Subtitle Char"/>
+    <w:basedOn w:val="DefaultParagraphFont"/>
+    <w:link w:val="Subtitle"/>
     <w:uiPriority w:val="11"/>
     <w:rsid w:val="00D66541"/>
     <w:rPr>
@@ -6137,11 +6086,11 @@
       <w:szCs w:val="28"/>
     </w:rPr>
   </w:style>
-  <w:style w:type="paragraph" w:styleId="Citt">
+  <w:style w:type="paragraph" w:styleId="Quote">
     <w:name w:val="Quote"/>
-    <w:basedOn w:val="Normln"/>
-    <w:next w:val="Normln"/>
-    <w:link w:val="CittChar"/>
+    <w:basedOn w:val="Normal"/>
+    <w:next w:val="Normal"/>
+    <w:link w:val="QuoteChar"/>
     <w:uiPriority w:val="29"/>
     <w:qFormat/>
     <w:rsid w:val="00D66541"/>
@@ -6155,10 +6104,10 @@
       <w:color w:val="404040" w:themeColor="text1" w:themeTint="BF"/>
     </w:rPr>
   </w:style>
-  <w:style w:type="character" w:customStyle="1" w:styleId="CittChar">
-    <w:name w:val="Citát Char"/>
-    <w:basedOn w:val="Standardnpsmoodstavce"/>
-    <w:link w:val="Citt"/>
+  <w:style w:type="character" w:customStyle="1" w:styleId="QuoteChar">
+    <w:name w:val="Quote Char"/>
+    <w:basedOn w:val="DefaultParagraphFont"/>
+    <w:link w:val="Quote"/>
     <w:uiPriority w:val="29"/>
     <w:rsid w:val="00D66541"/>
     <w:rPr>
@@ -6167,9 +6116,9 @@
       <w:color w:val="404040" w:themeColor="text1" w:themeTint="BF"/>
     </w:rPr>
   </w:style>
-  <w:style w:type="paragraph" w:styleId="Odstavecseseznamem">
+  <w:style w:type="paragraph" w:styleId="ListParagraph">
     <w:name w:val="List Paragraph"/>
-    <w:basedOn w:val="Normln"/>
+    <w:basedOn w:val="Normal"/>
     <w:qFormat/>
     <w:rsid w:val="00D66541"/>
     <w:pPr>
@@ -6177,9 +6126,9 @@
       <w:contextualSpacing/>
     </w:pPr>
   </w:style>
-  <w:style w:type="character" w:styleId="Zdraznnintenzivn">
+  <w:style w:type="character" w:styleId="IntenseEmphasis">
     <w:name w:val="Intense Emphasis"/>
-    <w:basedOn w:val="Standardnpsmoodstavce"/>
+    <w:basedOn w:val="DefaultParagraphFont"/>
     <w:uiPriority w:val="21"/>
     <w:qFormat/>
     <w:rsid w:val="00D66541"/>
@@ -6189,11 +6138,11 @@
       <w:color w:val="0F4761" w:themeColor="accent1" w:themeShade="BF"/>
     </w:rPr>
   </w:style>
-  <w:style w:type="paragraph" w:styleId="Vrazncitt">
+  <w:style w:type="paragraph" w:styleId="IntenseQuote">
     <w:name w:val="Intense Quote"/>
-    <w:basedOn w:val="Normln"/>
-    <w:next w:val="Normln"/>
-    <w:link w:val="VrazncittChar"/>
+    <w:basedOn w:val="Normal"/>
+    <w:next w:val="Normal"/>
+    <w:link w:val="IntenseQuoteChar"/>
     <w:uiPriority w:val="30"/>
     <w:qFormat/>
     <w:rsid w:val="00D66541"/>
@@ -6212,10 +6161,10 @@
       <w:color w:val="0F4761" w:themeColor="accent1" w:themeShade="BF"/>
     </w:rPr>
   </w:style>
-  <w:style w:type="character" w:customStyle="1" w:styleId="VrazncittChar">
-    <w:name w:val="Výrazný citát Char"/>
-    <w:basedOn w:val="Standardnpsmoodstavce"/>
-    <w:link w:val="Vrazncitt"/>
+  <w:style w:type="character" w:customStyle="1" w:styleId="IntenseQuoteChar">
+    <w:name w:val="Intense Quote Char"/>
+    <w:basedOn w:val="DefaultParagraphFont"/>
+    <w:link w:val="IntenseQuote"/>
     <w:uiPriority w:val="30"/>
     <w:rsid w:val="00D66541"/>
     <w:rPr>
@@ -6224,9 +6173,9 @@
       <w:color w:val="0F4761" w:themeColor="accent1" w:themeShade="BF"/>
     </w:rPr>
   </w:style>
-  <w:style w:type="character" w:styleId="Odkazintenzivn">
+  <w:style w:type="character" w:styleId="IntenseReference">
     <w:name w:val="Intense Reference"/>
-    <w:basedOn w:val="Standardnpsmoodstavce"/>
+    <w:basedOn w:val="DefaultParagraphFont"/>
     <w:uiPriority w:val="32"/>
     <w:qFormat/>
     <w:rsid w:val="00D66541"/>
@@ -6238,19 +6187,19 @@
       <w:spacing w:val="5"/>
     </w:rPr>
   </w:style>
-  <w:style w:type="paragraph" w:styleId="Zkladntext">
+  <w:style w:type="paragraph" w:styleId="BodyText">
     <w:name w:val="Body Text"/>
-    <w:basedOn w:val="Normln"/>
-    <w:link w:val="ZkladntextChar"/>
+    <w:basedOn w:val="Normal"/>
+    <w:link w:val="BodyTextChar"/>
     <w:rsid w:val="00D66541"/>
     <w:rPr>
       <w:color w:val="000000"/>
     </w:rPr>
   </w:style>
-  <w:style w:type="character" w:customStyle="1" w:styleId="ZkladntextChar">
-    <w:name w:val="Základní text Char"/>
-    <w:basedOn w:val="Standardnpsmoodstavce"/>
-    <w:link w:val="Zkladntext"/>
+  <w:style w:type="character" w:customStyle="1" w:styleId="BodyTextChar">
+    <w:name w:val="Body Text Char"/>
+    <w:basedOn w:val="DefaultParagraphFont"/>
+    <w:link w:val="BodyText"/>
     <w:rsid w:val="00D66541"/>
     <w:rPr>
       <w:rFonts w:ascii="Arial" w:eastAsia="Arial" w:hAnsi="Arial" w:cs="Arial"/>
@@ -6263,10 +6212,10 @@
       <w14:ligatures w14:val="none"/>
     </w:rPr>
   </w:style>
-  <w:style w:type="paragraph" w:styleId="Zpat">
+  <w:style w:type="paragraph" w:styleId="Footer">
     <w:name w:val="footer"/>
-    <w:basedOn w:val="Normln"/>
-    <w:link w:val="ZpatChar"/>
+    <w:basedOn w:val="Normal"/>
+    <w:link w:val="FooterChar"/>
     <w:uiPriority w:val="99"/>
     <w:rsid w:val="00D66541"/>
     <w:pPr>
@@ -6280,10 +6229,10 @@
       <w:color w:val="000000"/>
     </w:rPr>
   </w:style>
-  <w:style w:type="character" w:customStyle="1" w:styleId="ZpatChar">
-    <w:name w:val="Zápatí Char"/>
-    <w:basedOn w:val="Standardnpsmoodstavce"/>
-    <w:link w:val="Zpat"/>
+  <w:style w:type="character" w:customStyle="1" w:styleId="FooterChar">
+    <w:name w:val="Footer Char"/>
+    <w:basedOn w:val="DefaultParagraphFont"/>
+    <w:link w:val="Footer"/>
     <w:uiPriority w:val="99"/>
     <w:rsid w:val="00D66541"/>
     <w:rPr>
@@ -6297,10 +6246,10 @@
       <w14:ligatures w14:val="none"/>
     </w:rPr>
   </w:style>
-  <w:style w:type="paragraph" w:styleId="Titulek">
+  <w:style w:type="paragraph" w:styleId="Caption">
     <w:name w:val="caption"/>
-    <w:basedOn w:val="Normln"/>
-    <w:next w:val="Normln"/>
+    <w:basedOn w:val="Normal"/>
+    <w:next w:val="Normal"/>
     <w:qFormat/>
     <w:rsid w:val="00D66541"/>
     <w:pPr>
@@ -6314,9 +6263,9 @@
       <w:szCs w:val="18"/>
     </w:rPr>
   </w:style>
-  <w:style w:type="table" w:styleId="Mkatabulky">
+  <w:style w:type="table" w:styleId="TableGrid">
     <w:name w:val="Table Grid"/>
-    <w:basedOn w:val="Normlntabulka"/>
+    <w:basedOn w:val="TableNormal"/>
     <w:rsid w:val="00D66541"/>
     <w:pPr>
       <w:suppressAutoHyphens/>
@@ -6347,9 +6296,9 @@
       </w:tblBorders>
     </w:tblPr>
   </w:style>
-  <w:style w:type="character" w:styleId="Hypertextovodkaz">
+  <w:style w:type="character" w:styleId="Hyperlink">
     <w:name w:val="Hyperlink"/>
-    <w:basedOn w:val="Standardnpsmoodstavce"/>
+    <w:basedOn w:val="DefaultParagraphFont"/>
     <w:uiPriority w:val="99"/>
     <w:unhideWhenUsed/>
     <w:rsid w:val="00D66541"/>
@@ -6358,10 +6307,10 @@
       <w:u w:val="single"/>
     </w:rPr>
   </w:style>
-  <w:style w:type="paragraph" w:styleId="Zhlav">
+  <w:style w:type="paragraph" w:styleId="Header">
     <w:name w:val="header"/>
-    <w:basedOn w:val="Normln"/>
-    <w:link w:val="ZhlavChar"/>
+    <w:basedOn w:val="Normal"/>
+    <w:link w:val="HeaderChar"/>
     <w:uiPriority w:val="99"/>
     <w:unhideWhenUsed/>
     <w:rsid w:val="00D66541"/>
@@ -6377,10 +6326,10 @@
       <w:szCs w:val="18"/>
     </w:rPr>
   </w:style>
-  <w:style w:type="character" w:customStyle="1" w:styleId="ZhlavChar">
-    <w:name w:val="Záhlaví Char"/>
-    <w:basedOn w:val="Standardnpsmoodstavce"/>
-    <w:link w:val="Zhlav"/>
+  <w:style w:type="character" w:customStyle="1" w:styleId="HeaderChar">
+    <w:name w:val="Header Char"/>
+    <w:basedOn w:val="DefaultParagraphFont"/>
+    <w:link w:val="Header"/>
     <w:uiPriority w:val="99"/>
     <w:rsid w:val="00D66541"/>
     <w:rPr>
@@ -6393,10 +6342,10 @@
       <w14:ligatures w14:val="none"/>
     </w:rPr>
   </w:style>
-  <w:style w:type="paragraph" w:styleId="Textkomente">
+  <w:style w:type="paragraph" w:styleId="CommentText">
     <w:name w:val="annotation text"/>
-    <w:basedOn w:val="Normln"/>
-    <w:link w:val="TextkomenteChar"/>
+    <w:basedOn w:val="Normal"/>
+    <w:link w:val="CommentTextChar"/>
     <w:uiPriority w:val="99"/>
     <w:unhideWhenUsed/>
     <w:pPr>
@@ -6407,10 +6356,10 @@
       <w:szCs w:val="18"/>
     </w:rPr>
   </w:style>
-  <w:style w:type="character" w:customStyle="1" w:styleId="TextkomenteChar">
-    <w:name w:val="Text komentáře Char"/>
-    <w:basedOn w:val="Standardnpsmoodstavce"/>
-    <w:link w:val="Textkomente"/>
+  <w:style w:type="character" w:customStyle="1" w:styleId="CommentTextChar">
+    <w:name w:val="Comment Text Char"/>
+    <w:basedOn w:val="DefaultParagraphFont"/>
+    <w:link w:val="CommentText"/>
     <w:uiPriority w:val="99"/>
     <w:rPr>
       <w:rFonts w:ascii="Arial" w:eastAsia="Arial" w:hAnsi="Arial" w:cs="Mangal"/>
@@ -6422,9 +6371,9 @@
       <w14:ligatures w14:val="none"/>
     </w:rPr>
   </w:style>
-  <w:style w:type="character" w:styleId="Odkaznakoment">
+  <w:style w:type="character" w:styleId="CommentReference">
     <w:name w:val="annotation reference"/>
-    <w:basedOn w:val="Standardnpsmoodstavce"/>
+    <w:basedOn w:val="DefaultParagraphFont"/>
     <w:uiPriority w:val="99"/>
     <w:semiHidden/>
     <w:unhideWhenUsed/>
@@ -6433,11 +6382,11 @@
       <w:szCs w:val="16"/>
     </w:rPr>
   </w:style>
-  <w:style w:type="paragraph" w:styleId="Pedmtkomente">
+  <w:style w:type="paragraph" w:styleId="CommentSubject">
     <w:name w:val="annotation subject"/>
-    <w:basedOn w:val="Textkomente"/>
-    <w:next w:val="Textkomente"/>
-    <w:link w:val="PedmtkomenteChar"/>
+    <w:basedOn w:val="CommentText"/>
+    <w:next w:val="CommentText"/>
+    <w:link w:val="CommentSubjectChar"/>
     <w:uiPriority w:val="99"/>
     <w:semiHidden/>
     <w:unhideWhenUsed/>
@@ -6447,10 +6396,10 @@
       <w:bCs/>
     </w:rPr>
   </w:style>
-  <w:style w:type="character" w:customStyle="1" w:styleId="PedmtkomenteChar">
-    <w:name w:val="Předmět komentáře Char"/>
-    <w:basedOn w:val="TextkomenteChar"/>
-    <w:link w:val="Pedmtkomente"/>
+  <w:style w:type="character" w:customStyle="1" w:styleId="CommentSubjectChar">
+    <w:name w:val="Comment Subject Char"/>
+    <w:basedOn w:val="CommentTextChar"/>
+    <w:link w:val="CommentSubject"/>
     <w:uiPriority w:val="99"/>
     <w:semiHidden/>
     <w:rsid w:val="00D26B55"/>
@@ -6466,9 +6415,9 @@
       <w14:ligatures w14:val="none"/>
     </w:rPr>
   </w:style>
-  <w:style w:type="character" w:customStyle="1" w:styleId="UnresolvedMention">
-    <w:name w:val="Unresolved Mention"/>
-    <w:basedOn w:val="Standardnpsmoodstavce"/>
+  <w:style w:type="character" w:customStyle="1" w:styleId="UnresolvedMention1">
+    <w:name w:val="Unresolved Mention1"/>
+    <w:basedOn w:val="DefaultParagraphFont"/>
     <w:uiPriority w:val="99"/>
     <w:semiHidden/>
     <w:unhideWhenUsed/>
@@ -6478,9 +6427,9 @@
       <w:shd w:val="clear" w:color="auto" w:fill="E1DFDD"/>
     </w:rPr>
   </w:style>
-  <w:style w:type="character" w:styleId="Sledovanodkaz">
+  <w:style w:type="character" w:styleId="FollowedHyperlink">
     <w:name w:val="FollowedHyperlink"/>
-    <w:basedOn w:val="Standardnpsmoodstavce"/>
+    <w:basedOn w:val="DefaultParagraphFont"/>
     <w:uiPriority w:val="99"/>
     <w:semiHidden/>
     <w:unhideWhenUsed/>
@@ -6492,7 +6441,7 @@
   </w:style>
   <w:style w:type="paragraph" w:customStyle="1" w:styleId="1StrTrZn">
     <w:name w:val="1StrTrZn"/>
-    <w:basedOn w:val="Normln"/>
+    <w:basedOn w:val="Normal"/>
     <w:rsid w:val="0011191E"/>
     <w:pPr>
       <w:pBdr>
@@ -6513,7 +6462,7 @@
   </w:style>
   <w:style w:type="paragraph" w:customStyle="1" w:styleId="1StrCN">
     <w:name w:val="1StrCN"/>
-    <w:basedOn w:val="Normln"/>
+    <w:basedOn w:val="Normal"/>
     <w:next w:val="1StrTrZn"/>
     <w:rsid w:val="0011191E"/>
     <w:pPr>
@@ -6536,7 +6485,7 @@
   </w:style>
   <w:style w:type="paragraph" w:customStyle="1" w:styleId="1StrNN-2-4">
     <w:name w:val="1StrNN-2-4"/>
-    <w:basedOn w:val="Normln"/>
+    <w:basedOn w:val="Normal"/>
     <w:rsid w:val="0011191E"/>
     <w:pPr>
       <w:widowControl w:val="0"/>
